--- a/Tailored_CVs/Shinoy_Harver_QA_Manager.docx
+++ b/Tailored_CVs/Shinoy_Harver_QA_Manager.docx
@@ -70,7 +70,7 @@
           <w:b w:val="0"/>
           <w:sz w:val="19"/>
         </w:rPr>
-        <w:t>I am a QA Automation Engineer with over 8 years of experience building scalable test frameworks using Playwright, TypeScript, and Java. I currently hold a valid EU residence permit and am based in Amstelveen, ready to start immediately. In my recent work, I streamlined test generation workflows using Gemini Code Assist to speed up delivery. I look forward to helping Harver scale its quality strategy and engineering standards.</w:t>
+        <w:t>I am a QA Automation Engineer with over eight years of experience building scalable test frameworks using Java and Playwright. I bring a strong background in defining test architecture, driving CI/CD pipelines, and streamlining workflows with tools like Gemini Code Assist. I am ready to step into Harver as a senior quality voice to coach engineers and own platform health.</w:t>
       </w:r>
     </w:p>
     <w:p>
@@ -288,7 +288,7 @@
           <w:b w:val="0"/>
           <w:sz w:val="18"/>
         </w:rPr>
-        <w:t>▸ Migrated a SeleniumJava framework to Playwright TypeScript for critical workflow testing, boosting execution efficiency by 20% in a microservices environment.</w:t>
+        <w:t>▸ Migrated a SeleniumJava framework to Playwright TypeScript for credit workflows, boosting execution efficiency by 20% and aligning closely with modern testing standards.</w:t>
       </w:r>
     </w:p>
     <w:p>
@@ -301,7 +301,7 @@
           <w:b w:val="0"/>
           <w:sz w:val="18"/>
         </w:rPr>
-        <w:t>▸ Streamlined complex test generation and deployment scripts utilizing AI tools like Gemini Code Assist to reduce manual effort.</w:t>
+        <w:t>▸ Orchestrated automated CI/CD pipelines and regression test builds via Jenkins while provisioning underlying test environments using Terraform and AWS.</w:t>
       </w:r>
     </w:p>
     <w:p>
@@ -314,7 +314,7 @@
           <w:b w:val="0"/>
           <w:sz w:val="18"/>
         </w:rPr>
-        <w:t>▸ Led targeted calls with SRE teams to explain release objectives and user stories prior to deployment, successfully reducing defect leakage.</w:t>
+        <w:t>▸ Collaborated with crossfunctional teams and SREs to explain release objectives, identify bottleneck areas, and reduce defect leakage prior to deployment.</w:t>
       </w:r>
     </w:p>
     <w:p>
@@ -327,7 +327,7 @@
           <w:b w:val="0"/>
           <w:sz w:val="18"/>
         </w:rPr>
-        <w:t>▸ Architected automated CI/CD pipelines and provisioned infrastructure using AWS, Terraform, and Linux environments to support continuous delivery.</w:t>
+        <w:t>▸ Streamlined test generation and deployment scripts utilizing AI tools like Gemini Code Assist to compress manual effort and improve delivery speed.</w:t>
       </w:r>
     </w:p>
     <w:p>

--- a/Tailored_CVs/Shinoy_Harver_QA_Manager.docx
+++ b/Tailored_CVs/Shinoy_Harver_QA_Manager.docx
@@ -70,7 +70,7 @@
           <w:b w:val="0"/>
           <w:sz w:val="19"/>
         </w:rPr>
-        <w:t>I am a QA Automation Engineer with over eight years of experience building scalable test frameworks using Java and Playwright. I bring a strong background in defining test architecture, driving CI/CD pipelines, and streamlining workflows with tools like Gemini Code Assist. I am ready to step into Harver as a senior quality voice to coach engineers and own platform health.</w:t>
+        <w:t>QA Automation Engineer with over eight years of experience building scalable testing frameworks and guiding technical teams. I have hands-on expertise with Playwright, TypeScript, and CI/CD pipelines, alongside practical experience using Gemini Code Assist to streamline test generation. Based in Amstelveen with a valid EU residence permit, I am ready to bring my background in quality strategy and process optimization to Harver.</w:t>
       </w:r>
     </w:p>
     <w:p>
@@ -288,7 +288,7 @@
           <w:b w:val="0"/>
           <w:sz w:val="18"/>
         </w:rPr>
-        <w:t>▸ Migrated a SeleniumJava framework to Playwright TypeScript for credit workflows, boosting execution efficiency by 20% and aligning closely with modern testing standards.</w:t>
+        <w:t>▸ Migrated legacy testing frameworks to Playwright and TypeScript for complex workflows, improving execution efficiency across services.</w:t>
       </w:r>
     </w:p>
     <w:p>
@@ -301,7 +301,7 @@
           <w:b w:val="0"/>
           <w:sz w:val="18"/>
         </w:rPr>
-        <w:t>▸ Orchestrated automated CI/CD pipelines and regression test builds via Jenkins while provisioning underlying test environments using Terraform and AWS.</w:t>
+        <w:t>▸ Defined test contracts and acceptance criteria while collaborating closely with product owners and engineers to align on quality standards.</w:t>
       </w:r>
     </w:p>
     <w:p>
@@ -314,7 +314,7 @@
           <w:b w:val="0"/>
           <w:sz w:val="18"/>
         </w:rPr>
-        <w:t>▸ Collaborated with crossfunctional teams and SREs to explain release objectives, identify bottleneck areas, and reduce defect leakage prior to deployment.</w:t>
+        <w:t>▸ Built automated CI/CD pipelines using Jenkins and Terraform to provision test environments and support continuous release cycles.</w:t>
       </w:r>
     </w:p>
     <w:p>
@@ -327,7 +327,7 @@
           <w:b w:val="0"/>
           <w:sz w:val="18"/>
         </w:rPr>
-        <w:t>▸ Streamlined test generation and deployment scripts utilizing AI tools like Gemini Code Assist to compress manual effort and improve delivery speed.</w:t>
+        <w:t>▸ Streamlined test generation and deployment scripts using Gemini Code Assist to speed up delivery.</w:t>
       </w:r>
     </w:p>
     <w:p>
